--- a/docs/project-report/识途演讲稿.docx
+++ b/docs/project-report/识途演讲稿.docx
@@ -7,12 +7,12 @@
         <w:pStyle w:val="Title"/>
       </w:pPr>
       <w:r>
-        <w:t>识途 · 演讲稿</w:t>
+        <w:t>识途 · 演讲稿（三人分段）</w:t>
       </w:r>
     </w:p>
     <w:p>
       <w:pPr>
-        <w:spacing w:after="320"/>
+        <w:spacing w:after="280"/>
       </w:pPr>
       <w:r>
         <w:rPr>
@@ -20,7 +20,7 @@
           <w:color w:val="595959"/>
           <w:sz w:val="21"/>
         </w:rPr>
-        <w:t>自由行旅行规划 Agent｜约 4 分半钟｜括号内的灰字是提示，不用念出来</w:t>
+        <w:t>按三人分工分段，从实现讲起｜合计约 7 分钟｜灰色小字是提示与交接点，不用念</w:t>
       </w:r>
     </w:p>
     <w:p>
@@ -28,7 +28,32 @@
         <w:pStyle w:val="Heading1"/>
       </w:pPr>
       <w:r>
-        <w:t>一、开场（约 30 秒）</w:t>
+        <w:t>第一段｜我：Agent 编排与规划生成　约 2 分 30 秒</w:t>
+      </w:r>
+    </w:p>
+    <w:p>
+      <w:pPr>
+        <w:spacing w:before="160" w:after="40"/>
+      </w:pPr>
+      <w:r>
+        <w:rPr>
+          <w:rFonts w:ascii="微软雅黑" w:hAnsi="微软雅黑" w:eastAsia="微软雅黑"/>
+          <w:color w:val="595959"/>
+          <w:sz w:val="21"/>
+        </w:rPr>
+        <w:t>（上台，接住话筒即开始）</w:t>
+      </w:r>
+    </w:p>
+    <w:p>
+      <w:pPr>
+        <w:spacing w:line="384" w:lineRule="auto" w:after="200"/>
+      </w:pPr>
+      <w:r>
+        <w:rPr>
+          <w:rFonts w:ascii="宋体" w:hAnsi="宋体" w:eastAsia="宋体"/>
+          <w:sz w:val="24"/>
+        </w:rPr>
+        <w:t>大家好，我们是识途团队。我用一句话交代项目定位，然后直接讲实现。</w:t>
       </w:r>
     </w:p>
     <w:p>
@@ -41,7 +66,7 @@
           <w:rFonts w:ascii="宋体" w:hAnsi="宋体" w:eastAsia="宋体"/>
           <w:sz w:val="24"/>
         </w:rPr>
-        <w:t>各位老师好，我们的项目叫识途，是一个自由行的旅行规划 Agent。</w:t>
+        <w:t>识途是一个自由行的旅行规划 Agent：用户用自然语言说需求，系统在右侧工作台上一步步比较景点、住宿房型、往返班次和餐饮，最后生成一份带来源、标明待确认事项的旅行计划书。</w:t>
       </w:r>
     </w:p>
     <w:p>
@@ -54,7 +79,20 @@
           <w:rFonts w:ascii="宋体" w:hAnsi="宋体" w:eastAsia="宋体"/>
           <w:sz w:val="24"/>
         </w:rPr>
-        <w:t>做这个题目的原因很直接：我们自己也自由行，最花时间的从来不是选景点，而是把散在七八个平台上的信息拼成一条能走通的路线。做一次要几个小时，行程一改又要重来一遍；更麻烦的是，网上那些"必去十大景点""绝美机位"，看完还是不知道它离住的地方多远、那天到底开不开门、值不值得排半天。</w:t>
+        <w:t>我先用一句话演示。我输入：十月二十号从上海出发去青岛玩三天，两个人，预算五千，喜欢美食和人文。</w:t>
+      </w:r>
+    </w:p>
+    <w:p>
+      <w:pPr>
+        <w:spacing w:before="160" w:after="40"/>
+      </w:pPr>
+      <w:r>
+        <w:rPr>
+          <w:rFonts w:ascii="微软雅黑" w:hAnsi="微软雅黑" w:eastAsia="微软雅黑"/>
+          <w:color w:val="595959"/>
+          <w:sz w:val="21"/>
+        </w:rPr>
+        <w:t>（输入这句话，等右侧出现景点候选）</w:t>
       </w:r>
     </w:p>
     <w:p>
@@ -67,15 +105,7 @@
           <w:rFonts w:ascii="宋体" w:hAnsi="宋体" w:eastAsia="宋体"/>
           <w:sz w:val="24"/>
         </w:rPr>
-        <w:t>所以识途的目标只有一句话：让用户说清楚自己想怎么玩，剩下的比较、核时间、留出处，交给系统做。</w:t>
-      </w:r>
-    </w:p>
-    <w:p>
-      <w:pPr>
-        <w:pStyle w:val="Heading1"/>
-      </w:pPr>
-      <w:r>
-        <w:t>二、演示（约 2 分半）</w:t>
+        <w:t>它没有直接给我一份攻略，而是先把我的话拆成条件，再逐个去查真实数据。右边这四个景点就是这次查到的候选，每个都带介绍和来源。</w:t>
       </w:r>
     </w:p>
     <w:p>
@@ -88,20 +118,7 @@
           <w:rFonts w:ascii="宋体" w:hAnsi="宋体" w:eastAsia="宋体"/>
           <w:sz w:val="24"/>
         </w:rPr>
-        <w:t>下面我用一句话开始。我输入：十月二十号从上海出发去青岛玩三天，两个人，预算五千，喜欢美食和人文。</w:t>
-      </w:r>
-    </w:p>
-    <w:p>
-      <w:pPr>
-        <w:spacing w:before="200" w:after="40"/>
-      </w:pPr>
-      <w:r>
-        <w:rPr>
-          <w:rFonts w:ascii="微软雅黑" w:hAnsi="微软雅黑" w:eastAsia="微软雅黑"/>
-          <w:color w:val="595959"/>
-          <w:sz w:val="21"/>
-        </w:rPr>
-        <w:t>（点开对话框，输入上面这句话，等右侧出现景点候选）</w:t>
+        <w:t>我点开一个看详情。有介绍、有营业资料、有电话和人均，也有地图位置。请注意这一行——门票和预约状态写的是"待核实"。这不是偷懒：门票价格和预约名额本来就会变，查不到我们宁可写清楚，也不写一个看起来很确定的数字。</w:t>
       </w:r>
     </w:p>
     <w:p>
@@ -114,7 +131,7 @@
           <w:rFonts w:ascii="宋体" w:hAnsi="宋体" w:eastAsia="宋体"/>
           <w:sz w:val="24"/>
         </w:rPr>
-        <w:t>可以看到，它没有直接丢一份攻略给我。它先把我的话拆成条件，再一个一个去查真实数据。右侧这四个景点就是这次查到的候选，每个都带介绍和来源。</w:t>
+        <w:t>我这段负责的是这套流程的编排，也就是用户那句话到一串动作之间发生了什么。</w:t>
       </w:r>
     </w:p>
     <w:p>
@@ -127,7 +144,7 @@
           <w:rFonts w:ascii="宋体" w:hAnsi="宋体" w:eastAsia="宋体"/>
           <w:sz w:val="24"/>
         </w:rPr>
-        <w:t>我点开一个看详情。这里有介绍、有营业资料、有电话和人均，还有地图上的位置。请注意这一行：门票和预约状态写的是"待核实"。这不是我们偷懒——门票价格和预约名额本身就是会变的，查不到我们宁可写清楚，也不写一个看起来很确定的数字。</w:t>
+        <w:t>第一步是意图识别。我们用 DeepSeek 的函数调用把自然语言变成结构化动作，比如"去查青岛的景点，关键词是人文和美食"。第二步是编排，用 LangGraph 搭了一条 understand 到 execute 的主链，执行节点按动作去调用查询、选择或者规划模块。第三步是状态，用户每一次选择都会落库并生成一个新版本，所以改条件、撤销、重新规划都有据可依。</w:t>
       </w:r>
     </w:p>
     <w:p>
@@ -140,20 +157,7 @@
           <w:rFonts w:ascii="宋体" w:hAnsi="宋体" w:eastAsia="宋体"/>
           <w:sz w:val="24"/>
         </w:rPr>
-        <w:t>接下来选景点。我选三个，然后点完成。系统这时候才进入住宿，因为住宿要按我选的景点位置来比较。</w:t>
-      </w:r>
-    </w:p>
-    <w:p>
-      <w:pPr>
-        <w:spacing w:before="200" w:after="40"/>
-      </w:pPr>
-      <w:r>
-        <w:rPr>
-          <w:rFonts w:ascii="微软雅黑" w:hAnsi="微软雅黑" w:eastAsia="微软雅黑"/>
-          <w:color w:val="595959"/>
-          <w:sz w:val="21"/>
-        </w:rPr>
-        <w:t>（依次点选三个景点，点"完成景点选择"）</w:t>
+        <w:t>这里有一条我们自己定的规矩，我觉得是这个项目最关键的设计：模型只负责判断和表达，所有数字必须来自接口。模型可以决定查什么、怎么排序、怎么措辞，但它不能编时刻、编价格、编距离。所以模型输出之后，程序还会再校验一遍——景点必须是用户选过的、每个只能出现一次、日期必须在这次旅行范围内、每段游玩时长也有上下限。不合法就带着具体错误让模型改一次，第二次还不行就明确报错，绝不静默编一份行程出来。</w:t>
       </w:r>
     </w:p>
     <w:p>
@@ -166,7 +170,7 @@
           <w:rFonts w:ascii="宋体" w:hAnsi="宋体" w:eastAsia="宋体"/>
           <w:sz w:val="24"/>
         </w:rPr>
-        <w:t>酒店和房型是从途牛查的。展开房型能看到具体报价、含不含早餐、怎么退改。这里有一条要说明：列表上的价格是"起价"，不等于最后的总价，界面上我们写明了口径。</w:t>
+        <w:t>长行程也一样：我们支持到六十个游玩日，模型每轮最多处理十六个地点，逐段限定日期和 ID，并核对有没有遗漏和重复。</w:t>
       </w:r>
     </w:p>
     <w:p>
@@ -179,7 +183,53 @@
           <w:rFonts w:ascii="宋体" w:hAnsi="宋体" w:eastAsia="宋体"/>
           <w:sz w:val="24"/>
         </w:rPr>
-        <w:t>住宿确认后，它自动整理了往返班次。去程给我推了一趟高铁，我也可以改成飞机。这里同样有一句诚实的话：余票是查询那一刻的快照，选了不等于订到了。</w:t>
+        <w:t>我这段就到这里，数据部分交给成员二。</w:t>
+      </w:r>
+    </w:p>
+    <w:p>
+      <w:pPr>
+        <w:pStyle w:val="Heading1"/>
+      </w:pPr>
+      <w:r>
+        <w:t>第二段｜成员二：多源数据与工具服务　约 2 分 30 秒</w:t>
+      </w:r>
+    </w:p>
+    <w:p>
+      <w:pPr>
+        <w:spacing w:before="160" w:after="40"/>
+      </w:pPr>
+      <w:r>
+        <w:rPr>
+          <w:rFonts w:ascii="微软雅黑" w:hAnsi="微软雅黑" w:eastAsia="微软雅黑"/>
+          <w:color w:val="595959"/>
+          <w:sz w:val="21"/>
+        </w:rPr>
+        <w:t>（接过话筒，从演示接着往下走）</w:t>
+      </w:r>
+    </w:p>
+    <w:p>
+      <w:pPr>
+        <w:spacing w:line="384" w:lineRule="auto" w:after="200"/>
+      </w:pPr>
+      <w:r>
+        <w:rPr>
+          <w:rFonts w:ascii="宋体" w:hAnsi="宋体" w:eastAsia="宋体"/>
+          <w:sz w:val="24"/>
+        </w:rPr>
+        <w:t>我接着往下演示。景点选好三个、点完成之后，系统才进入住宿，因为住宿要按我选的景点位置来比较。</w:t>
+      </w:r>
+    </w:p>
+    <w:p>
+      <w:pPr>
+        <w:spacing w:before="160" w:after="40"/>
+      </w:pPr>
+      <w:r>
+        <w:rPr>
+          <w:rFonts w:ascii="微软雅黑" w:hAnsi="微软雅黑" w:eastAsia="微软雅黑"/>
+          <w:color w:val="595959"/>
+          <w:sz w:val="21"/>
+        </w:rPr>
+        <w:t>（点三个景点，点"完成景点选择"）</w:t>
       </w:r>
     </w:p>
     <w:p>
@@ -192,20 +242,7 @@
           <w:rFonts w:ascii="宋体" w:hAnsi="宋体" w:eastAsia="宋体"/>
           <w:sz w:val="24"/>
         </w:rPr>
-        <w:t>最后一步，生成计划书。</w:t>
-      </w:r>
-    </w:p>
-    <w:p>
-      <w:pPr>
-        <w:spacing w:before="200" w:after="40"/>
-      </w:pPr>
-      <w:r>
-        <w:rPr>
-          <w:rFonts w:ascii="微软雅黑" w:hAnsi="微软雅黑" w:eastAsia="微软雅黑"/>
-          <w:color w:val="595959"/>
-          <w:sz w:val="21"/>
-        </w:rPr>
-        <w:t>（点生成计划书，等计划书出现）</w:t>
+        <w:t>酒店和房型来自途牛。展开房型能看到具体报价、含不含早餐、怎么退改。这里有一个口径要说清楚：列表上那个价格是起价，不等于最后的总价，界面上我们写明了。住宿确认之后，它自动整理了往返班次，去程推了一趟高铁，我也可以改成飞机——同样要说清楚，余票是查询那一刻的快照，选了不等于订到了。</w:t>
       </w:r>
     </w:p>
     <w:p>
@@ -218,7 +255,7 @@
           <w:rFonts w:ascii="宋体" w:hAnsi="宋体" w:eastAsia="宋体"/>
           <w:sz w:val="24"/>
         </w:rPr>
-        <w:t>这份计划书就是我们的交付物。它按天列出安排，每段交通都写清楚方式、耗时和缓冲；右边这条时间轴和地图是联动的，我点到哪一餐，它就跳到那一天。这条红色实线不是画着好看的，它是真的查过高德回来的道路几何；查不到的时候我们只画顺序示意，绝不当成导航。</w:t>
+        <w:t>最后生成计划书。这份计划书里的交通时间、缓冲、以及地图上这条红色实线，都是真实查询回来的；查不到的时候我们只画顺序示意，绝不当成导航。</w:t>
       </w:r>
     </w:p>
     <w:p>
@@ -231,15 +268,7 @@
           <w:rFonts w:ascii="宋体" w:hAnsi="宋体" w:eastAsia="宋体"/>
           <w:sz w:val="24"/>
         </w:rPr>
-        <w:t>最后，未核实的事项它会集中在"出发前待办"里逐条列出来，这份计划还能导出、打印。</w:t>
-      </w:r>
-    </w:p>
-    <w:p>
-      <w:pPr>
-        <w:pStyle w:val="Heading1"/>
-      </w:pPr>
-      <w:r>
-        <w:t>三、我们是怎么做的（约 1 分半）</w:t>
+        <w:t>我这段负责的是这些数据从哪来、怎么变成能用的。</w:t>
       </w:r>
     </w:p>
     <w:p>
@@ -252,7 +281,7 @@
           <w:rFonts w:ascii="宋体" w:hAnsi="宋体" w:eastAsia="宋体"/>
           <w:sz w:val="24"/>
         </w:rPr>
-        <w:t>讲完体验，说一下背后的三件事。</w:t>
+        <w:t>我们接了三个数据源：景点和路线来自高德，酒店房型、往返班次和门票来自途牛的 MCP 服务，天气来自和风。技术上，我们自己写了一个本地的 MCP 工具服务，把地点查询、路线计算、天气和本地资料检索封装成工具；途牛那边走的是 Streamable HTTP 的 MCP 接入，并且只开放四个只读查询工具的白名单。</w:t>
       </w:r>
     </w:p>
     <w:p>
@@ -265,7 +294,7 @@
           <w:rFonts w:ascii="宋体" w:hAnsi="宋体" w:eastAsia="宋体"/>
           <w:sz w:val="24"/>
         </w:rPr>
-        <w:t>第一件是 Agent 编排。用户那句话进来，先用 DeepSeek 的函数调用把它变成结构化的动作，再由 LangGraph 的主链去执行。这里有一条我们自己定的规矩，我觉得是这个项目最关键的设计：模型只负责"判断和表达"，所有数字必须来自接口。模型可以决定去查什么、怎么排序、怎么措辞，但它不能编时刻、编价格、编距离。所以模型输出之后，程序会再校验一遍——景点必须是用户选过的、每个只能出现一次、日期必须在这次旅行的范围内。不合法就带着具体错误让模型改一次，第二次还不行就明确报错，不会静默编一份行程出来。</w:t>
+        <w:t>数据进来之后有三件事必须做。第一是统一：三家的字段名、单位、价格口径都不一样，我们收敛成一套结构，而且每个候选都带上是哪来的、什么时候查的，界面上点开就能看到来源。第二是限额：途牛的接口是免费额度，官方限制是每分钟五次、每天五十次，而且所有 key 共享。所以我们给项目自己设了每日查询预算，还加了最小请求间隔。这也是为什么有的操作会等十几秒——不是程序慢，是我们在按接口的规矩排队。第三是异常：查不到、没票、没有房、名称匹配不上，这些我们分开处理。没票的班次后端直接不允许选入；房型匹配不上就标成待核实、并且不计算路线；单一路线查失败就降级成一句可读提示，不让它把整个流程卡死。</w:t>
       </w:r>
     </w:p>
     <w:p>
@@ -278,7 +307,40 @@
           <w:rFonts w:ascii="宋体" w:hAnsi="宋体" w:eastAsia="宋体"/>
           <w:sz w:val="24"/>
         </w:rPr>
-        <w:t>第二件是多源数据。景点和路线来自高德，酒店房型、往返班次和门票来自途牛的 MCP 服务，天气来自和风。三家供应商的字段名、单位、价格口径都不一样，我们要把它们统一成一套结构，并且让每个候选都带上是哪来的、什么时候查的。这里还有一个现实约束：途牛的接口是免费额度，官方限制每分钟五次、每天五十次，而且所有 key 共享。所以我们给项目自己设了每日查询预算，一次行程只查必要的数据。这也是为什么有的操作会等十几秒——不是程序慢，是我们在按接口的规矩排队。</w:t>
+        <w:t>我这段就到这里，检索和校验交给成员三。</w:t>
+      </w:r>
+    </w:p>
+    <w:p>
+      <w:pPr>
+        <w:pStyle w:val="Heading1"/>
+      </w:pPr>
+      <w:r>
+        <w:t>第三段｜成员三：知识检索与规划校验　约 2 分钟</w:t>
+      </w:r>
+    </w:p>
+    <w:p>
+      <w:pPr>
+        <w:spacing w:before="160" w:after="40"/>
+      </w:pPr>
+      <w:r>
+        <w:rPr>
+          <w:rFonts w:ascii="微软雅黑" w:hAnsi="微软雅黑" w:eastAsia="微软雅黑"/>
+          <w:color w:val="595959"/>
+          <w:sz w:val="21"/>
+        </w:rPr>
+        <w:t>（接过话筒）</w:t>
+      </w:r>
+    </w:p>
+    <w:p>
+      <w:pPr>
+        <w:spacing w:line="384" w:lineRule="auto" w:after="200"/>
+      </w:pPr>
+      <w:r>
+        <w:rPr>
+          <w:rFonts w:ascii="宋体" w:hAnsi="宋体" w:eastAsia="宋体"/>
+          <w:sz w:val="24"/>
+        </w:rPr>
+        <w:t>我这段讲两件事：判断依据从哪来，以及我们怎么保证计划书里的时间是真能走通的。</w:t>
       </w:r>
     </w:p>
     <w:p>
@@ -291,7 +353,46 @@
           <w:rFonts w:ascii="宋体" w:hAnsi="宋体" w:eastAsia="宋体"/>
           <w:sz w:val="24"/>
         </w:rPr>
-        <w:t>第三件是检索和校验。我们整理了一份官方资料库，用字符级 TF-IDF 做检索，每条资料都保留来源、采集时间和适用范围。日程排出来之后，程序会做几层检查：时间有没有重叠、当天排不排得下、到达那天有没有留出九十分钟出入境和接驳、返程前有没有留两小时、这一餐来不来得及吃。这些判否全由程序做，不靠模型自觉。最后再让一个独立的审核模型看一遍，专门挑"是不是把建议说成了事实""有没有时间或位置风险"。</w:t>
+        <w:t>先说依据。计划书里的介绍和提示不能是模型编的，所以我们整理了一份官方资料库，目前三十三条，包括景区资料和四个城市的目的地概览。检索用的是字符级的 TF-IDF 加关键词重排。这里要说明一下，我们没有上向量数据库——这个量级的资料用字符特征就够了，零外部依赖；等真实检索的失败率证明它不够用，再换也不迟，这个判断我们写在代码注释里。每条资料都保留来源地址、采集时间和适用范围；如果是网页快照，我们会明确标注适用日期需要核实，不会把它当成出游当天的状态。</w:t>
+      </w:r>
+    </w:p>
+    <w:p>
+      <w:pPr>
+        <w:spacing w:line="384" w:lineRule="auto" w:after="200"/>
+        <w:ind w:firstLine="480"/>
+      </w:pPr>
+      <w:r>
+        <w:rPr>
+          <w:rFonts w:ascii="宋体" w:hAnsi="宋体" w:eastAsia="宋体"/>
+          <w:sz w:val="24"/>
+        </w:rPr>
+        <w:t>再说校验，这是我觉得最容易被做成"走过场"的部分，所以我们全交给程序做。日程排出来之后，会过几层检查：时间有没有重叠、当天到底排不排得下、到达那天有没有留出九十分钟做入境和接驳、返程前有没有留出两小时、以及我们选的这一餐在那个时段到底来不来得及吃。这些判否不依赖模型自觉。</w:t>
+      </w:r>
+    </w:p>
+    <w:p>
+      <w:pPr>
+        <w:spacing w:line="384" w:lineRule="auto" w:after="200"/>
+        <w:ind w:firstLine="480"/>
+      </w:pPr>
+      <w:r>
+        <w:rPr>
+          <w:rFonts w:ascii="宋体" w:hAnsi="宋体" w:eastAsia="宋体"/>
+          <w:sz w:val="24"/>
+        </w:rPr>
+        <w:t>还有一个细节我想强调：时间轴和选餐用的是同一套窗口计算。也就是说，如果某一餐在时间上排不进去，用户在选的那一刻就会被拦住并看到原因，而不是选完之后在计划书里被悄悄丢掉。这个口径是我们专门收敛到一个模块里的，因为我们踩过坑——口径不一致就会出现"选得上、排不进"。</w:t>
+      </w:r>
+    </w:p>
+    <w:p>
+      <w:pPr>
+        <w:spacing w:line="384" w:lineRule="auto" w:after="200"/>
+        <w:ind w:firstLine="480"/>
+      </w:pPr>
+      <w:r>
+        <w:rPr>
+          <w:rFonts w:ascii="宋体" w:hAnsi="宋体" w:eastAsia="宋体"/>
+          <w:sz w:val="24"/>
+        </w:rPr>
+        <w:t>最后，计划书还会让一个独立的审核模型再看一遍，它专门挑"是不是把建议说成了事实""有没有时间或位置风险"，最多列六条问题。它只是第二意见，不是唯一验收者。</w:t>
       </w:r>
     </w:p>
     <w:p>
@@ -309,14 +410,6 @@
     </w:p>
     <w:p>
       <w:pPr>
-        <w:pStyle w:val="Heading1"/>
-      </w:pPr>
-      <w:r>
-        <w:t>四、收尾（约 20 秒）</w:t>
-      </w:r>
-    </w:p>
-    <w:p>
-      <w:pPr>
         <w:spacing w:line="384" w:lineRule="auto" w:after="200"/>
         <w:ind w:firstLine="480"/>
       </w:pPr>
@@ -325,7 +418,7 @@
           <w:rFonts w:ascii="宋体" w:hAnsi="宋体" w:eastAsia="宋体"/>
           <w:sz w:val="24"/>
         </w:rPr>
-        <w:t>回头看，识途从一个想法做到现在，能跑通需求、景点、住宿、交通、餐饮到计划书的完整链路。它最大的特点不是"能聊"，而是每一个事实性的字段都能说清出处，每一处没核实的都敢写"待核实"。</w:t>
+        <w:t>三个人讲完了。识途现在能跑通需求、景点、住宿房型、往返交通、餐饮到计划书的完整链路。它最大的特点不是能聊，而是每一个事实性的字段都能说清出处，每一处没核实的都敢写"待核实"。</w:t>
       </w:r>
     </w:p>
     <w:p>
@@ -364,9 +457,213 @@
         <w:pStyle w:val="Heading1"/>
       </w:pPr>
       <w:r>
-        <w:t>附：上台前检查（不念）</w:t>
+        <w:t>附：分段与上台前检查（不念）</w:t>
       </w:r>
     </w:p>
+    <w:tbl>
+      <w:tblPr>
+        <w:tblStyle w:val="TableGrid"/>
+        <w:tblW w:type="auto" w:w="0"/>
+        <w:tblLook w:firstColumn="1" w:firstRow="1" w:lastColumn="0" w:lastRow="0" w:noHBand="0" w:noVBand="1" w:val="04A0"/>
+      </w:tblPr>
+      <w:tblGrid>
+        <w:gridCol w:w="3097"/>
+        <w:gridCol w:w="3097"/>
+        <w:gridCol w:w="3097"/>
+      </w:tblGrid>
+      <w:tr>
+        <w:tc>
+          <w:tcPr>
+            <w:tcW w:type="dxa" w:w="3097"/>
+          </w:tcPr>
+          <w:p>
+            <w:r/>
+            <w:r>
+              <w:rPr>
+                <w:rFonts w:ascii="微软雅黑" w:hAnsi="微软雅黑" w:eastAsia="微软雅黑"/>
+                <w:b/>
+                <w:sz w:val="20"/>
+              </w:rPr>
+              <w:t>分段</w:t>
+            </w:r>
+          </w:p>
+        </w:tc>
+        <w:tc>
+          <w:tcPr>
+            <w:tcW w:type="dxa" w:w="3097"/>
+          </w:tcPr>
+          <w:p>
+            <w:r/>
+            <w:r>
+              <w:rPr>
+                <w:rFonts w:ascii="微软雅黑" w:hAnsi="微软雅黑" w:eastAsia="微软雅黑"/>
+                <w:b/>
+                <w:sz w:val="20"/>
+              </w:rPr>
+              <w:t>时长</w:t>
+            </w:r>
+          </w:p>
+        </w:tc>
+        <w:tc>
+          <w:tcPr>
+            <w:tcW w:type="dxa" w:w="3097"/>
+          </w:tcPr>
+          <w:p>
+            <w:r/>
+            <w:r>
+              <w:rPr>
+                <w:rFonts w:ascii="微软雅黑" w:hAnsi="微软雅黑" w:eastAsia="微软雅黑"/>
+                <w:b/>
+                <w:sz w:val="20"/>
+              </w:rPr>
+              <w:t>内容</w:t>
+            </w:r>
+          </w:p>
+        </w:tc>
+      </w:tr>
+      <w:tr>
+        <w:tc>
+          <w:tcPr>
+            <w:tcW w:type="dxa" w:w="3097"/>
+          </w:tcPr>
+          <w:p>
+            <w:r/>
+            <w:r>
+              <w:rPr>
+                <w:rFonts w:ascii="宋体" w:hAnsi="宋体" w:eastAsia="宋体"/>
+                <w:sz w:val="20"/>
+              </w:rPr>
+              <w:t>第一段｜我</w:t>
+            </w:r>
+          </w:p>
+        </w:tc>
+        <w:tc>
+          <w:tcPr>
+            <w:tcW w:type="dxa" w:w="3097"/>
+          </w:tcPr>
+          <w:p>
+            <w:r/>
+            <w:r>
+              <w:rPr>
+                <w:rFonts w:ascii="宋体" w:hAnsi="宋体" w:eastAsia="宋体"/>
+                <w:sz w:val="20"/>
+              </w:rPr>
+              <w:t>约 2 分 30 秒</w:t>
+            </w:r>
+          </w:p>
+        </w:tc>
+        <w:tc>
+          <w:tcPr>
+            <w:tcW w:type="dxa" w:w="3097"/>
+          </w:tcPr>
+          <w:p>
+            <w:r/>
+            <w:r>
+              <w:rPr>
+                <w:rFonts w:ascii="宋体" w:hAnsi="宋体" w:eastAsia="宋体"/>
+                <w:sz w:val="20"/>
+              </w:rPr>
+              <w:t>项目一句话定位 + 演示前半（景点、详情）+ Agent 编排与程序校验</w:t>
+            </w:r>
+          </w:p>
+        </w:tc>
+      </w:tr>
+      <w:tr>
+        <w:tc>
+          <w:tcPr>
+            <w:tcW w:type="dxa" w:w="3097"/>
+          </w:tcPr>
+          <w:p>
+            <w:r/>
+            <w:r>
+              <w:rPr>
+                <w:rFonts w:ascii="宋体" w:hAnsi="宋体" w:eastAsia="宋体"/>
+                <w:sz w:val="20"/>
+              </w:rPr>
+              <w:t>第二段｜成员二</w:t>
+            </w:r>
+          </w:p>
+        </w:tc>
+        <w:tc>
+          <w:tcPr>
+            <w:tcW w:type="dxa" w:w="3097"/>
+          </w:tcPr>
+          <w:p>
+            <w:r/>
+            <w:r>
+              <w:rPr>
+                <w:rFonts w:ascii="宋体" w:hAnsi="宋体" w:eastAsia="宋体"/>
+                <w:sz w:val="20"/>
+              </w:rPr>
+              <w:t>约 2 分 30 秒</w:t>
+            </w:r>
+          </w:p>
+        </w:tc>
+        <w:tc>
+          <w:tcPr>
+            <w:tcW w:type="dxa" w:w="3097"/>
+          </w:tcPr>
+          <w:p>
+            <w:r/>
+            <w:r>
+              <w:rPr>
+                <w:rFonts w:ascii="宋体" w:hAnsi="宋体" w:eastAsia="宋体"/>
+                <w:sz w:val="20"/>
+              </w:rPr>
+              <w:t>演示后半（住宿、班次、计划书）+ 三源接入、字段统一、限额与异常处理</w:t>
+            </w:r>
+          </w:p>
+        </w:tc>
+      </w:tr>
+      <w:tr>
+        <w:tc>
+          <w:tcPr>
+            <w:tcW w:type="dxa" w:w="3097"/>
+          </w:tcPr>
+          <w:p>
+            <w:r/>
+            <w:r>
+              <w:rPr>
+                <w:rFonts w:ascii="宋体" w:hAnsi="宋体" w:eastAsia="宋体"/>
+                <w:sz w:val="20"/>
+              </w:rPr>
+              <w:t>第三段｜成员三</w:t>
+            </w:r>
+          </w:p>
+        </w:tc>
+        <w:tc>
+          <w:tcPr>
+            <w:tcW w:type="dxa" w:w="3097"/>
+          </w:tcPr>
+          <w:p>
+            <w:r/>
+            <w:r>
+              <w:rPr>
+                <w:rFonts w:ascii="宋体" w:hAnsi="宋体" w:eastAsia="宋体"/>
+                <w:sz w:val="20"/>
+              </w:rPr>
+              <w:t>约 2 分钟</w:t>
+            </w:r>
+          </w:p>
+        </w:tc>
+        <w:tc>
+          <w:tcPr>
+            <w:tcW w:type="dxa" w:w="3097"/>
+          </w:tcPr>
+          <w:p>
+            <w:r/>
+            <w:r>
+              <w:rPr>
+                <w:rFonts w:ascii="宋体" w:hAnsi="宋体" w:eastAsia="宋体"/>
+                <w:sz w:val="20"/>
+              </w:rPr>
+              <w:t>知识检索与依据 + 时间与餐次校验 + 独立审核 + 数据指标 + 收尾</w:t>
+            </w:r>
+          </w:p>
+        </w:tc>
+      </w:tr>
+    </w:tbl>
+    <w:p/>
     <w:p>
       <w:pPr>
         <w:pStyle w:val="ListBullet"/>
@@ -400,7 +697,7 @@
           <w:rFonts w:ascii="宋体" w:hAnsi="宋体" w:eastAsia="宋体"/>
           <w:sz w:val="22"/>
         </w:rPr>
-        <w:t>演示前先跑一次 pytest tests -q 确认 143 passed；避免现场等测试。</w:t>
+        <w:t>演示前先跑一次 pytest tests -q 确认 143 passed，避免现场等测试。</w:t>
       </w:r>
     </w:p>
     <w:p>
@@ -412,7 +709,7 @@
           <w:rFonts w:ascii="宋体" w:hAnsi="宋体" w:eastAsia="宋体"/>
           <w:sz w:val="22"/>
         </w:rPr>
-        <w:t>途牛接口每分钟 5 次、每天 50 次共享，演示前不要反复查询；关键的住宿与班次建议提前查一次留缓存。</w:t>
+        <w:t>途牛接口每分钟 5 次、每天 50 次共享；演示前不要反复查询，关键的住宿与班次建议提前查一次留缓存。</w:t>
       </w:r>
     </w:p>
     <w:p>
@@ -436,7 +733,19 @@
           <w:rFonts w:ascii="宋体" w:hAnsi="宋体" w:eastAsia="宋体"/>
           <w:sz w:val="22"/>
         </w:rPr>
-        <w:t>如果现场网络不稳，直接打开已生成的计划书讲"来源与待确认事项"，不要现场重查。</w:t>
+        <w:t>如果现场网络不稳，直接打开已生成的计划书讲来源与待确认事项，不要现场重查。</w:t>
+      </w:r>
+    </w:p>
+    <w:p>
+      <w:pPr>
+        <w:pStyle w:val="ListBullet"/>
+      </w:pPr>
+      <w:r>
+        <w:rPr>
+          <w:rFonts w:ascii="宋体" w:hAnsi="宋体" w:eastAsia="宋体"/>
+          <w:sz w:val="22"/>
+        </w:rPr>
+        <w:t>交接点：第一段结尾"数据部分交给成员二"、第二段结尾"检索和校验交给成员三"，建议提前对一遍手势。</w:t>
       </w:r>
     </w:p>
     <w:sectPr>
